--- a/templates/Факт_выполнения_ТУ.docx
+++ b/templates/Факт_выполнения_ТУ.docx
@@ -12,8 +12,6 @@
           <w:szCs w:val="26"/>
         </w:rPr>
       </w:pPr>
-      <w:bookmarkStart w:id="0" w:name="_GoBack"/>
-      <w:bookmarkEnd w:id="0"/>
     </w:p>
     <w:p>
       <w:pPr>
@@ -518,25 +516,23 @@
           <w:sz w:val="28"/>
           <w:szCs w:val="26"/>
         </w:rPr>
-        <w:t xml:space="preserve"> на ВЛ филиала АО «</w:t>
-      </w:r>
-      <w:proofErr w:type="spellStart"/>
-      <w:r>
-        <w:rPr>
-          <w:rFonts w:ascii="Times New Roman" w:hAnsi="Times New Roman"/>
-          <w:sz w:val="28"/>
-          <w:szCs w:val="26"/>
-        </w:rPr>
-        <w:t>Россети</w:t>
-      </w:r>
-      <w:proofErr w:type="spellEnd"/>
-      <w:r>
-        <w:rPr>
-          <w:rFonts w:ascii="Times New Roman" w:hAnsi="Times New Roman"/>
-          <w:sz w:val="28"/>
-          <w:szCs w:val="26"/>
-        </w:rPr>
-        <w:t xml:space="preserve"> Кубань» </w:t>
+        <w:t xml:space="preserve"> на ВЛ </w:t>
+      </w:r>
+      <w:r>
+        <w:rPr>
+          <w:rFonts w:ascii="Times New Roman" w:hAnsi="Times New Roman"/>
+          <w:sz w:val="28"/>
+          <w:szCs w:val="26"/>
+        </w:rPr>
+        <w:t>предприятия</w:t>
+      </w:r>
+      <w:r>
+        <w:rPr>
+          <w:rFonts w:ascii="Times New Roman" w:hAnsi="Times New Roman"/>
+          <w:sz w:val="28"/>
+          <w:szCs w:val="26"/>
+        </w:rPr>
+        <w:t xml:space="preserve"> </w:t>
       </w:r>
       <w:r>
         <w:rPr>
@@ -704,7 +700,23 @@
           <w:sz w:val="28"/>
           <w:szCs w:val="26"/>
         </w:rPr>
-        <w:t>, прошу Вас дать поручение специалистам профильного департамента подтвердить официальным письмом, что воздушные линии в соответствии с техническими условиями являются движимым имуществом, находятся на балансовом учете, но не стоят на кадастровом учете. В ином случае, прошу Вас направить в адрес АО «</w:t>
+        <w:t xml:space="preserve">, прошу Вас дать поручение специалистам профильного </w:t>
+      </w:r>
+      <w:r>
+        <w:rPr>
+          <w:rFonts w:ascii="Times New Roman" w:hAnsi="Times New Roman"/>
+          <w:sz w:val="28"/>
+          <w:szCs w:val="26"/>
+        </w:rPr>
+        <w:t>структурного подразделения</w:t>
+      </w:r>
+      <w:r>
+        <w:rPr>
+          <w:rFonts w:ascii="Times New Roman" w:hAnsi="Times New Roman"/>
+          <w:sz w:val="28"/>
+          <w:szCs w:val="26"/>
+        </w:rPr>
+        <w:t xml:space="preserve"> подтвердить официальным письмом, что воздушные линии в соответствии с техническими условиями являются движимым имуществом, находятся на балансовом учете, но не стоят на кадастровом учете. В ином случае, прошу Вас направить в адрес АО «</w:t>
       </w:r>
       <w:proofErr w:type="spellStart"/>
       <w:r>
@@ -872,7 +884,6 @@
           <w:sz w:val="28"/>
           <w:szCs w:val="26"/>
         </w:rPr>
-        <w:lastRenderedPageBreak/>
         <w:t xml:space="preserve">Приложение: 1. Письмо </w:t>
       </w:r>
       <w:r>
@@ -1110,7 +1121,7 @@
           <w:sz w:val="28"/>
           <w:szCs w:val="26"/>
         </w:rPr>
-        <w:t xml:space="preserve">Начальник департамента эксплуатации и </w:t>
+        <w:t xml:space="preserve">Заместитель начальника Департамента </w:t>
       </w:r>
     </w:p>
     <w:p>
@@ -1128,7 +1139,83 @@
           <w:sz w:val="28"/>
           <w:szCs w:val="26"/>
         </w:rPr>
-        <w:t>размещения ВОЛС на воздушных линиях                                              Е.А. Демина</w:t>
+        <w:t xml:space="preserve">телекоммуникационных сервисов – </w:t>
+      </w:r>
+    </w:p>
+    <w:p>
+      <w:pPr>
+        <w:jc w:val="both"/>
+        <w:rPr>
+          <w:rFonts w:ascii="Times New Roman" w:hAnsi="Times New Roman"/>
+          <w:sz w:val="28"/>
+          <w:szCs w:val="26"/>
+        </w:rPr>
+      </w:pPr>
+      <w:r>
+        <w:rPr>
+          <w:rFonts w:ascii="Times New Roman" w:hAnsi="Times New Roman"/>
+          <w:sz w:val="28"/>
+          <w:szCs w:val="26"/>
+        </w:rPr>
+        <w:t xml:space="preserve">Начальник Управления размещения ВОЛС </w:t>
+      </w:r>
+    </w:p>
+    <w:p>
+      <w:pPr>
+        <w:jc w:val="both"/>
+        <w:rPr>
+          <w:rFonts w:ascii="Times New Roman" w:hAnsi="Times New Roman"/>
+          <w:sz w:val="28"/>
+          <w:szCs w:val="26"/>
+        </w:rPr>
+      </w:pPr>
+      <w:r>
+        <w:rPr>
+          <w:rFonts w:ascii="Times New Roman" w:hAnsi="Times New Roman"/>
+          <w:sz w:val="28"/>
+          <w:szCs w:val="26"/>
+        </w:rPr>
+        <w:t>на воздушных линиях</w:t>
+      </w:r>
+      <w:r>
+        <w:rPr>
+          <w:rFonts w:ascii="Times New Roman" w:hAnsi="Times New Roman"/>
+          <w:sz w:val="28"/>
+          <w:szCs w:val="26"/>
+        </w:rPr>
+        <w:t xml:space="preserve">                                          </w:t>
+      </w:r>
+      <w:r>
+        <w:rPr>
+          <w:rFonts w:ascii="Times New Roman" w:hAnsi="Times New Roman"/>
+          <w:sz w:val="28"/>
+          <w:szCs w:val="26"/>
+        </w:rPr>
+        <w:tab/>
+      </w:r>
+      <w:r>
+        <w:rPr>
+          <w:rFonts w:ascii="Times New Roman" w:hAnsi="Times New Roman"/>
+          <w:sz w:val="28"/>
+          <w:szCs w:val="26"/>
+        </w:rPr>
+        <w:tab/>
+      </w:r>
+      <w:r>
+        <w:rPr>
+          <w:rFonts w:ascii="Times New Roman" w:hAnsi="Times New Roman"/>
+          <w:sz w:val="28"/>
+          <w:szCs w:val="26"/>
+        </w:rPr>
+        <w:tab/>
+      </w:r>
+      <w:r>
+        <w:rPr>
+          <w:rFonts w:ascii="Times New Roman" w:hAnsi="Times New Roman"/>
+          <w:sz w:val="28"/>
+          <w:szCs w:val="26"/>
+        </w:rPr>
+        <w:t xml:space="preserve">    Е.А. Демина</w:t>
       </w:r>
     </w:p>
     <w:tbl>
@@ -1265,15 +1352,8 @@
                 <w:szCs w:val="26"/>
               </w:rPr>
             </w:pPr>
-          </w:p>
-          <w:p>
-            <w:pPr>
-              <w:rPr>
-                <w:rFonts w:ascii="Times New Roman" w:hAnsi="Times New Roman"/>
-                <w:sz w:val="26"/>
-                <w:szCs w:val="26"/>
-              </w:rPr>
-            </w:pPr>
+            <w:bookmarkStart w:id="0" w:name="_GoBack"/>
+            <w:bookmarkEnd w:id="0"/>
           </w:p>
           <w:p>
             <w:pPr>

--- a/templates/Факт_выполнения_ТУ.docx
+++ b/templates/Факт_выполнения_ТУ.docx
@@ -466,7 +466,23 @@
           <w:sz w:val="28"/>
           <w:szCs w:val="26"/>
         </w:rPr>
-        <w:t>В соответствии с Договором коммерческого представительства от 18.12.2019г. №УВВ-77Д-2345-19/407/30-1602 в адрес АО «</w:t>
+        <w:t xml:space="preserve">В соответствии с Договором коммерческого представительства </w:t>
+      </w:r>
+      <w:r>
+        <w:rPr>
+          <w:rFonts w:ascii="Times New Roman" w:hAnsi="Times New Roman"/>
+          <w:sz w:val="28"/>
+          <w:szCs w:val="26"/>
+        </w:rPr>
+        <w:t>от 28.11.2024 №10001401000118/УВВ-77Д-0842-14</w:t>
+      </w:r>
+      <w:r>
+        <w:rPr>
+          <w:rFonts w:ascii="Times New Roman" w:hAnsi="Times New Roman"/>
+          <w:sz w:val="28"/>
+          <w:szCs w:val="26"/>
+        </w:rPr>
+        <w:t xml:space="preserve"> в адрес АО «</w:t>
       </w:r>
       <w:proofErr w:type="spellStart"/>
       <w:r>
@@ -734,7 +750,23 @@
           <w:sz w:val="28"/>
           <w:szCs w:val="26"/>
         </w:rPr>
-        <w:t xml:space="preserve"> Цифра» сканированные копии свидетельств о регистрации прав и кадастровые (либо технические) паспорта на электросетевые комплексы, в состав которых включены используемые ВЛ, а так прошу</w:t>
+        <w:t xml:space="preserve"> Цифра» сканированные копии свидетельств о регистрации прав и кадастровые (либо технические) паспорта на электросетевые комплексы, в состав которых включены используемые ВЛ, а так</w:t>
+      </w:r>
+      <w:r>
+        <w:rPr>
+          <w:rFonts w:ascii="Times New Roman" w:hAnsi="Times New Roman"/>
+          <w:sz w:val="28"/>
+          <w:szCs w:val="26"/>
+        </w:rPr>
+        <w:t>же</w:t>
+      </w:r>
+      <w:r>
+        <w:rPr>
+          <w:rFonts w:ascii="Times New Roman" w:hAnsi="Times New Roman"/>
+          <w:sz w:val="28"/>
+          <w:szCs w:val="26"/>
+        </w:rPr>
+        <w:t xml:space="preserve"> прошу</w:t>
       </w:r>
       <w:r>
         <w:rPr>
@@ -948,7 +980,23 @@
           <w:sz w:val="28"/>
           <w:szCs w:val="26"/>
         </w:rPr>
-        <w:t xml:space="preserve"> л. в 1 экз.</w:t>
+        <w:t xml:space="preserve"> л.</w:t>
+      </w:r>
+      <w:r>
+        <w:rPr>
+          <w:rFonts w:ascii="Times New Roman" w:hAnsi="Times New Roman"/>
+          <w:sz w:val="28"/>
+          <w:szCs w:val="26"/>
+        </w:rPr>
+        <w:t>,</w:t>
+      </w:r>
+      <w:r>
+        <w:rPr>
+          <w:rFonts w:ascii="Times New Roman" w:hAnsi="Times New Roman"/>
+          <w:sz w:val="28"/>
+          <w:szCs w:val="26"/>
+        </w:rPr>
+        <w:t xml:space="preserve"> в 1 экз.</w:t>
       </w:r>
     </w:p>
     <w:p>
@@ -1016,7 +1064,23 @@
           <w:sz w:val="28"/>
           <w:szCs w:val="26"/>
         </w:rPr>
-        <w:t xml:space="preserve"> на 1 л. в 1 экз.  </w:t>
+        <w:t xml:space="preserve"> на 1 л.</w:t>
+      </w:r>
+      <w:r>
+        <w:rPr>
+          <w:rFonts w:ascii="Times New Roman" w:hAnsi="Times New Roman"/>
+          <w:sz w:val="28"/>
+          <w:szCs w:val="26"/>
+        </w:rPr>
+        <w:t>,</w:t>
+      </w:r>
+      <w:r>
+        <w:rPr>
+          <w:rFonts w:ascii="Times New Roman" w:hAnsi="Times New Roman"/>
+          <w:sz w:val="28"/>
+          <w:szCs w:val="26"/>
+        </w:rPr>
+        <w:t xml:space="preserve"> в 1 экз.  </w:t>
       </w:r>
     </w:p>
     <w:p>
@@ -1068,7 +1132,25 @@
           <w:sz w:val="28"/>
           <w:szCs w:val="26"/>
         </w:rPr>
-        <w:t xml:space="preserve"> л. в 1 экз.  </w:t>
+        <w:t xml:space="preserve"> л.</w:t>
+      </w:r>
+      <w:r>
+        <w:rPr>
+          <w:rFonts w:ascii="Times New Roman" w:hAnsi="Times New Roman"/>
+          <w:sz w:val="28"/>
+          <w:szCs w:val="26"/>
+        </w:rPr>
+        <w:t>,</w:t>
+      </w:r>
+      <w:bookmarkStart w:id="0" w:name="_GoBack"/>
+      <w:bookmarkEnd w:id="0"/>
+      <w:r>
+        <w:rPr>
+          <w:rFonts w:ascii="Times New Roman" w:hAnsi="Times New Roman"/>
+          <w:sz w:val="28"/>
+          <w:szCs w:val="26"/>
+        </w:rPr>
+        <w:t xml:space="preserve"> в 1 экз.  </w:t>
       </w:r>
     </w:p>
     <w:p>
@@ -1352,8 +1434,6 @@
                 <w:szCs w:val="26"/>
               </w:rPr>
             </w:pPr>
-            <w:bookmarkStart w:id="0" w:name="_GoBack"/>
-            <w:bookmarkEnd w:id="0"/>
           </w:p>
           <w:p>
             <w:pPr>

--- a/templates/Факт_выполнения_ТУ.docx
+++ b/templates/Факт_выполнения_ТУ.docx
@@ -85,7 +85,6 @@
         </w:rPr>
         <w:t>[[</w:t>
       </w:r>
-      <w:proofErr w:type="spellStart"/>
       <w:r>
         <w:rPr>
           <w:rFonts w:ascii="Times New Roman" w:hAnsi="Times New Roman"/>
@@ -94,7 +93,6 @@
         </w:rPr>
         <w:t>Кому_должность</w:t>
       </w:r>
-      <w:proofErr w:type="spellEnd"/>
       <w:r>
         <w:rPr>
           <w:rFonts w:ascii="Times New Roman" w:hAnsi="Times New Roman"/>
@@ -164,7 +162,6 @@
         </w:rPr>
         <w:t>[[</w:t>
       </w:r>
-      <w:proofErr w:type="spellStart"/>
       <w:r>
         <w:rPr>
           <w:rFonts w:ascii="Times New Roman" w:hAnsi="Times New Roman"/>
@@ -173,7 +170,6 @@
         </w:rPr>
         <w:t>Кому_ФИО</w:t>
       </w:r>
-      <w:proofErr w:type="spellEnd"/>
       <w:r>
         <w:rPr>
           <w:rFonts w:ascii="Times New Roman" w:hAnsi="Times New Roman"/>
@@ -296,7 +292,6 @@
         </w:rPr>
         <w:t>[[</w:t>
       </w:r>
-      <w:proofErr w:type="spellStart"/>
       <w:r>
         <w:rPr>
           <w:rFonts w:ascii="Times New Roman" w:hAnsi="Times New Roman"/>
@@ -305,7 +300,6 @@
         </w:rPr>
         <w:t>Место_запрашиваемого_размещения</w:t>
       </w:r>
-      <w:proofErr w:type="spellEnd"/>
       <w:r>
         <w:rPr>
           <w:rFonts w:ascii="Times New Roman" w:hAnsi="Times New Roman"/>
@@ -377,7 +371,6 @@
         </w:rPr>
         <w:t>[[</w:t>
       </w:r>
-      <w:proofErr w:type="spellStart"/>
       <w:r>
         <w:rPr>
           <w:rFonts w:ascii="Times New Roman" w:hAnsi="Times New Roman"/>
@@ -386,7 +379,6 @@
         </w:rPr>
         <w:t>ый_ая</w:t>
       </w:r>
-      <w:proofErr w:type="spellEnd"/>
       <w:r>
         <w:rPr>
           <w:rFonts w:ascii="Times New Roman" w:hAnsi="Times New Roman"/>
@@ -466,7 +458,17 @@
           <w:sz w:val="28"/>
           <w:szCs w:val="26"/>
         </w:rPr>
-        <w:t xml:space="preserve">В соответствии с Договором коммерческого представительства </w:t>
+        <w:t>В соответствии с д</w:t>
+      </w:r>
+      <w:bookmarkStart w:id="0" w:name="_GoBack"/>
+      <w:bookmarkEnd w:id="0"/>
+      <w:r>
+        <w:rPr>
+          <w:rFonts w:ascii="Times New Roman" w:hAnsi="Times New Roman"/>
+          <w:sz w:val="28"/>
+          <w:szCs w:val="26"/>
+        </w:rPr>
+        <w:t xml:space="preserve">оговором коммерческого представительства </w:t>
       </w:r>
       <w:r>
         <w:rPr>
@@ -482,25 +484,7 @@
           <w:sz w:val="28"/>
           <w:szCs w:val="26"/>
         </w:rPr>
-        <w:t xml:space="preserve"> в адрес АО «</w:t>
-      </w:r>
-      <w:proofErr w:type="spellStart"/>
-      <w:r>
-        <w:rPr>
-          <w:rFonts w:ascii="Times New Roman" w:hAnsi="Times New Roman"/>
-          <w:sz w:val="28"/>
-          <w:szCs w:val="26"/>
-        </w:rPr>
-        <w:t>Россети</w:t>
-      </w:r>
-      <w:proofErr w:type="spellEnd"/>
-      <w:r>
-        <w:rPr>
-          <w:rFonts w:ascii="Times New Roman" w:hAnsi="Times New Roman"/>
-          <w:sz w:val="28"/>
-          <w:szCs w:val="26"/>
-        </w:rPr>
-        <w:t xml:space="preserve"> Цифра» поступило письмо о подтверждении факта выполнения ТУ по размещению ВОЛС </w:t>
+        <w:t xml:space="preserve"> в адрес АО «Россети Цифра» поступило письмо о подтверждении факта выполнения ТУ по размещению ВОЛС </w:t>
       </w:r>
       <w:r>
         <w:rPr>
@@ -614,7 +598,6 @@
         </w:rPr>
         <w:t>[[</w:t>
       </w:r>
-      <w:proofErr w:type="spellStart"/>
       <w:r>
         <w:rPr>
           <w:rFonts w:ascii="Times New Roman" w:hAnsi="Times New Roman"/>
@@ -623,7 +606,6 @@
         </w:rPr>
         <w:t>Номер_ТУ</w:t>
       </w:r>
-      <w:proofErr w:type="spellEnd"/>
       <w:r>
         <w:rPr>
           <w:rFonts w:ascii="Times New Roman" w:hAnsi="Times New Roman"/>
@@ -732,25 +714,7 @@
           <w:sz w:val="28"/>
           <w:szCs w:val="26"/>
         </w:rPr>
-        <w:t xml:space="preserve"> подтвердить официальным письмом, что воздушные линии в соответствии с техническими условиями являются движимым имуществом, находятся на балансовом учете, но не стоят на кадастровом учете. В ином случае, прошу Вас направить в адрес АО «</w:t>
-      </w:r>
-      <w:proofErr w:type="spellStart"/>
-      <w:r>
-        <w:rPr>
-          <w:rFonts w:ascii="Times New Roman" w:hAnsi="Times New Roman"/>
-          <w:sz w:val="28"/>
-          <w:szCs w:val="26"/>
-        </w:rPr>
-        <w:t>Россети</w:t>
-      </w:r>
-      <w:proofErr w:type="spellEnd"/>
-      <w:r>
-        <w:rPr>
-          <w:rFonts w:ascii="Times New Roman" w:hAnsi="Times New Roman"/>
-          <w:sz w:val="28"/>
-          <w:szCs w:val="26"/>
-        </w:rPr>
-        <w:t xml:space="preserve"> Цифра» сканированные копии свидетельств о регистрации прав и кадастровые (либо технические) паспорта на электросетевые комплексы, в состав которых включены используемые ВЛ, а так</w:t>
+        <w:t xml:space="preserve"> подтвердить официальным письмом, что воздушные линии в соответствии с техническими условиями являются движимым имуществом, находятся на балансовом учете, но не стоят на кадастровом учете. В ином случае, прошу Вас направить в адрес АО «Россети Цифра» сканированные копии свидетельств о регистрации прав и кадастровые (либо технические) паспорта на электросетевые комплексы, в состав которых включены используемые ВЛ, а так</w:t>
       </w:r>
       <w:r>
         <w:rPr>
@@ -1142,8 +1106,6 @@
         </w:rPr>
         <w:t>,</w:t>
       </w:r>
-      <w:bookmarkStart w:id="0" w:name="_GoBack"/>
-      <w:bookmarkEnd w:id="0"/>
       <w:r>
         <w:rPr>
           <w:rFonts w:ascii="Times New Roman" w:hAnsi="Times New Roman"/>
@@ -1650,7 +1612,6 @@
           <w:szCs w:val="22"/>
         </w:rPr>
       </w:pPr>
-      <w:proofErr w:type="spellStart"/>
       <w:r>
         <w:rPr>
           <w:rFonts w:ascii="Times New Roman" w:hAnsi="Times New Roman"/>
@@ -1660,7 +1621,6 @@
         </w:rPr>
         <w:t>nelipa</w:t>
       </w:r>
-      <w:proofErr w:type="spellEnd"/>
       <w:r>
         <w:rPr>
           <w:rFonts w:ascii="Times New Roman" w:hAnsi="Times New Roman"/>
@@ -1684,18 +1644,8 @@
           <w:sz w:val="20"/>
           <w:szCs w:val="22"/>
         </w:rPr>
-        <w:t>@</w:t>
-      </w:r>
-      <w:proofErr w:type="spellStart"/>
-      <w:r>
-        <w:rPr>
-          <w:rFonts w:ascii="Times New Roman" w:hAnsi="Times New Roman"/>
-          <w:sz w:val="20"/>
-          <w:szCs w:val="22"/>
-        </w:rPr>
-        <w:t>rosseti.digital</w:t>
-      </w:r>
-      <w:proofErr w:type="spellEnd"/>
+        <w:t>@rosseti.digital</w:t>
+      </w:r>
     </w:p>
     <w:sectPr>
       <w:headerReference w:type="first" r:id="rId7"/>
